--- a/docs/paper/Round4_Review_Response.docx
+++ b/docs/paper/Round4_Review_Response.docx
@@ -8955,7 +8955,28 @@
       </w:r>
       <w:r>
         <w:rPr/>
-        <w:t>, commit 6767d65). The specification gives no rationale for the value 8. The intent was to bound annotation burden and model input length, but that is design intent, not documented justification. It was not selected empirically, and the manuscript should say so. A model-free sensitivity analysis was feasible with existing artefacts and is reported below. So is the association between the cap and gold nulls in the annotated sets.</w:t>
+        <w:t>, commit 6767d65). The specification gives no rationale for the value 8, and no requirement, analysis or note chooses it. The spec file was generated programmatically (python-docx default metadata), and neither the research team's notes (</w:t>
+      </w:r>
+      <w:r>
+        <w:rPr>
+          <w:rFonts w:ascii="Consolas" w:hAnsi="Consolas"/>
+          <w:sz w:val="18"/>
+        </w:rPr>
+        <w:t>exp-data/data repos.docx</w:t>
+      </w:r>
+      <w:r>
+        <w:rPr/>
+        <w:t xml:space="preserve">, which give only the 1,000–3,000 segment target) nor any exploratory analysis precedes it. </w:t>
+      </w:r>
+      <w:r>
+        <w:rPr>
+          <w:b/>
+        </w:rPr>
+        <w:t>It is an undocumented implementation default, not a justified choice, and the manuscript should say so.</w:t>
+      </w:r>
+      <w:r>
+        <w:rPr/>
+        <w:t xml:space="preserve"> A model-free sensitivity analysis was feasible with existing artefacts and is reported below. So is the association between the cap and gold nulls in the annotated sets.</w:t>
       </w:r>
     </w:p>
     <w:p>
@@ -10405,7 +10426,7 @@
           <w:p>
             <w:r>
               <w:rPr/>
-              <w:t>"The eight-turn maximum was fixed in the system specification (Section 5.7.3) before segmentation, to bound annotation burden and model input length; it was not tuned on the data. It was reached by 52.2% of episodes, so it actively truncates long exchanges. The truncated turns form subsequent episodes rather than being discarded (1.0% fewer utterances covered than without a cap), but context across those boundaries is lost. In the annotated sets, capped episodes had fewer reference nulls than shorter episodes, so both extraction behaviour and reference-null frequencies may differ under longer context windows."</w:t>
+              <w:t>"The eight-turn maximum was an implementation default fixed in the system specification before segmentation; it was not derived from the transcripts or tuned on the data. It was reached by 52.2% of episodes, so it actively truncates long exchanges. The truncated turns form subsequent episodes rather than being discarded (1.0% fewer utterances covered than without a cap), but context across those boundaries is lost. In the annotated sets, capped episodes had fewer reference nulls than shorter episodes, so both extraction behaviour and reference-null frequencies may differ under longer context windows."</w:t>
             </w:r>
           </w:p>
         </w:tc>
